--- a/LECTURES/DecadesOfSprites/Decades of SPRITES.docx
+++ b/LECTURES/DecadesOfSprites/Decades of SPRITES.docx
@@ -35,21 +35,8 @@
           <w:sz w:val="48"/>
           <w:szCs w:val="48"/>
         </w:rPr>
-        <w:t xml:space="preserve"> of </w:t>
-      </w:r>
-      <w:proofErr w:type="gramStart"/>
-      <w:r>
-        <w:rPr>
-          <w:rFonts w:ascii="C64 Pro Mono" w:hAnsi="C64 Pro Mono"/>
-          <w:i w:val="0"/>
-          <w:iCs w:val="0"/>
-          <w:color w:val="FFFFFF" w:themeColor="background1"/>
-          <w:sz w:val="48"/>
-          <w:szCs w:val="48"/>
-        </w:rPr>
-        <w:t>sprites ?</w:t>
-      </w:r>
-      <w:proofErr w:type="gramEnd"/>
+        <w:t xml:space="preserve"> of sprites ?</w:t>
+      </w:r>
     </w:p>
     <w:p>
       <w:pPr>
@@ -906,23 +893,7 @@
           <w:rFonts w:ascii="C64 Pro Mono" w:hAnsi="C64 Pro Mono"/>
           <w:color w:val="FFFFFF" w:themeColor="background1"/>
         </w:rPr>
-        <w:t>Special graphics mode is required (</w:t>
-      </w:r>
-      <w:proofErr w:type="spellStart"/>
-      <w:r>
-        <w:rPr>
-          <w:rFonts w:ascii="C64 Pro Mono" w:hAnsi="C64 Pro Mono"/>
-          <w:color w:val="FFFFFF" w:themeColor="background1"/>
-        </w:rPr>
-        <w:t>eg.</w:t>
-      </w:r>
-      <w:proofErr w:type="spellEnd"/>
-      <w:r>
-        <w:rPr>
-          <w:rFonts w:ascii="C64 Pro Mono" w:hAnsi="C64 Pro Mono"/>
-          <w:color w:val="FFFFFF" w:themeColor="background1"/>
-        </w:rPr>
-        <w:t xml:space="preserve"> GRAPHICS 8)</w:t>
+        <w:t>Special graphics mode is required (eg. GRAPHICS 8)</w:t>
       </w:r>
     </w:p>
     <w:p>
@@ -2756,16 +2727,16 @@
         </w:rPr>
         <w:lastRenderedPageBreak/>
         <w:drawing>
-          <wp:anchor distT="0" distB="0" distL="114300" distR="114300" simplePos="0" relativeHeight="251663360" behindDoc="0" locked="0" layoutInCell="1" allowOverlap="1" wp14:anchorId="778CBB15" wp14:editId="3A0B4A3D">
+          <wp:anchor distT="0" distB="0" distL="114300" distR="114300" simplePos="0" relativeHeight="251663360" behindDoc="0" locked="0" layoutInCell="1" allowOverlap="1" wp14:anchorId="778CBB15" wp14:editId="701C6576">
             <wp:simplePos x="0" y="0"/>
             <wp:positionH relativeFrom="column">
-              <wp:posOffset>3750236</wp:posOffset>
+              <wp:posOffset>3749040</wp:posOffset>
             </wp:positionH>
             <wp:positionV relativeFrom="paragraph">
-              <wp:posOffset>47300</wp:posOffset>
+              <wp:posOffset>7620</wp:posOffset>
             </wp:positionV>
-            <wp:extent cx="2534246" cy="1610833"/>
-            <wp:effectExtent l="0" t="0" r="0" b="8890"/>
+            <wp:extent cx="2533502" cy="1394460"/>
+            <wp:effectExtent l="0" t="0" r="635" b="0"/>
             <wp:wrapNone/>
             <wp:docPr id="123979428" name="Picture 1" descr="A white keyboard with gray keys&#10;&#10;AI-generated content may be incorrect."/>
             <wp:cNvGraphicFramePr>
@@ -2793,7 +2764,7 @@
                   <pic:spPr>
                     <a:xfrm>
                       <a:off x="0" y="0"/>
-                      <a:ext cx="2534246" cy="1610833"/>
+                      <a:ext cx="2539611" cy="1397823"/>
                     </a:xfrm>
                     <a:prstGeom prst="rect">
                       <a:avLst/>
@@ -2841,12 +2812,209 @@
           <w:color w:val="FFFFFF" w:themeColor="background1"/>
         </w:rPr>
       </w:pPr>
-      <w:r>
-        <w:rPr>
-          <w:rFonts w:ascii="C64 Pro Mono" w:hAnsi="C64 Pro Mono"/>
-          <w:color w:val="FFFFFF" w:themeColor="background1"/>
-        </w:rPr>
-        <w:t>8 sprites (a.k.a. bobs)</w:t>
+    </w:p>
+    <w:p>
+      <w:pPr>
+        <w:rPr>
+          <w:rFonts w:ascii="C64 Pro Mono" w:hAnsi="C64 Pro Mono"/>
+          <w:color w:val="FFFFFF" w:themeColor="background1"/>
+        </w:rPr>
+      </w:pPr>
+      <w:r>
+        <w:rPr>
+          <w:rFonts w:ascii="C64 Pro Mono" w:hAnsi="C64 Pro Mono"/>
+          <w:color w:val="FFFFFF" w:themeColor="background1"/>
+        </w:rPr>
+        <w:t>Hardware sprites:</w:t>
+      </w:r>
+    </w:p>
+    <w:p>
+      <w:pPr>
+        <w:pStyle w:val="ListParagraph"/>
+        <w:numPr>
+          <w:ilvl w:val="0"/>
+          <w:numId w:val="18"/>
+        </w:numPr>
+        <w:rPr>
+          <w:rFonts w:ascii="C64 Pro Mono" w:hAnsi="C64 Pro Mono"/>
+          <w:color w:val="FFFFFF" w:themeColor="background1"/>
+        </w:rPr>
+      </w:pPr>
+      <w:r>
+        <w:rPr>
+          <w:rFonts w:ascii="C64 Pro Mono" w:hAnsi="C64 Pro Mono"/>
+          <w:color w:val="FFFFFF" w:themeColor="background1"/>
+        </w:rPr>
+        <w:t>8 sprite</w:t>
+      </w:r>
+      <w:r>
+        <w:rPr>
+          <w:rFonts w:ascii="C64 Pro Mono" w:hAnsi="C64 Pro Mono"/>
+          <w:color w:val="FFFFFF" w:themeColor="background1"/>
+        </w:rPr>
+        <w:t xml:space="preserve"> channel</w:t>
+      </w:r>
+      <w:r>
+        <w:rPr>
+          <w:rFonts w:ascii="C64 Pro Mono" w:hAnsi="C64 Pro Mono"/>
+          <w:color w:val="FFFFFF" w:themeColor="background1"/>
+        </w:rPr>
+        <w:t>s</w:t>
+      </w:r>
+    </w:p>
+    <w:p>
+      <w:pPr>
+        <w:pStyle w:val="ListParagraph"/>
+        <w:rPr>
+          <w:rFonts w:ascii="C64 Pro Mono" w:hAnsi="C64 Pro Mono"/>
+          <w:color w:val="FFFFFF" w:themeColor="background1"/>
+        </w:rPr>
+      </w:pPr>
+      <w:r>
+        <w:rPr>
+          <w:rFonts w:ascii="C64 Pro Mono" w:hAnsi="C64 Pro Mono"/>
+          <w:color w:val="FFFFFF" w:themeColor="background1"/>
+        </w:rPr>
+        <w:t>(DMA Agnus + video chip</w:t>
+      </w:r>
+    </w:p>
+    <w:p>
+      <w:pPr>
+        <w:pStyle w:val="ListParagraph"/>
+        <w:rPr>
+          <w:rFonts w:ascii="C64 Pro Mono" w:hAnsi="C64 Pro Mono"/>
+          <w:color w:val="FFFFFF" w:themeColor="background1"/>
+        </w:rPr>
+      </w:pPr>
+      <w:r>
+        <w:rPr>
+          <w:rFonts w:ascii="C64 Pro Mono" w:hAnsi="C64 Pro Mono"/>
+          <w:color w:val="FFFFFF" w:themeColor="background1"/>
+        </w:rPr>
+        <w:t>Denise)</w:t>
+      </w:r>
+    </w:p>
+    <w:p>
+      <w:pPr>
+        <w:pStyle w:val="ListParagraph"/>
+        <w:numPr>
+          <w:ilvl w:val="0"/>
+          <w:numId w:val="18"/>
+        </w:numPr>
+        <w:rPr>
+          <w:rFonts w:ascii="C64 Pro Mono" w:hAnsi="C64 Pro Mono"/>
+          <w:color w:val="FFFFFF" w:themeColor="background1"/>
+        </w:rPr>
+      </w:pPr>
+      <w:r>
+        <w:rPr>
+          <w:rFonts w:ascii="C64 Pro Mono" w:hAnsi="C64 Pro Mono"/>
+          <w:color w:val="FFFFFF" w:themeColor="background1"/>
+        </w:rPr>
+        <w:t>16 pixels wide</w:t>
+      </w:r>
+    </w:p>
+    <w:p>
+      <w:pPr>
+        <w:pStyle w:val="ListParagraph"/>
+        <w:numPr>
+          <w:ilvl w:val="0"/>
+          <w:numId w:val="18"/>
+        </w:numPr>
+        <w:rPr>
+          <w:rFonts w:ascii="C64 Pro Mono" w:hAnsi="C64 Pro Mono"/>
+          <w:color w:val="FFFFFF" w:themeColor="background1"/>
+        </w:rPr>
+      </w:pPr>
+      <w:r>
+        <w:rPr>
+          <w:rFonts w:ascii="C64 Pro Mono" w:hAnsi="C64 Pro Mono"/>
+          <w:color w:val="FFFFFF" w:themeColor="background1"/>
+        </w:rPr>
+        <w:t>Any height</w:t>
+      </w:r>
+    </w:p>
+    <w:p>
+      <w:pPr>
+        <w:pStyle w:val="ListParagraph"/>
+        <w:numPr>
+          <w:ilvl w:val="0"/>
+          <w:numId w:val="18"/>
+        </w:numPr>
+        <w:rPr>
+          <w:rFonts w:ascii="C64 Pro Mono" w:hAnsi="C64 Pro Mono"/>
+          <w:color w:val="FFFFFF" w:themeColor="background1"/>
+        </w:rPr>
+      </w:pPr>
+      <w:r>
+        <w:rPr>
+          <w:rFonts w:ascii="C64 Pro Mono" w:hAnsi="C64 Pro Mono"/>
+          <w:color w:val="FFFFFF" w:themeColor="background1"/>
+        </w:rPr>
+        <w:t>2 bits per pixel (3 colors + transparent)</w:t>
+      </w:r>
+    </w:p>
+    <w:p>
+      <w:pPr>
+        <w:rPr>
+          <w:rFonts w:ascii="C64 Pro Mono" w:hAnsi="C64 Pro Mono"/>
+          <w:color w:val="FFFFFF" w:themeColor="background1"/>
+        </w:rPr>
+      </w:pPr>
+    </w:p>
+    <w:p>
+      <w:pPr>
+        <w:rPr>
+          <w:rFonts w:ascii="C64 Pro Mono" w:hAnsi="C64 Pro Mono"/>
+          <w:color w:val="FFFFFF" w:themeColor="background1"/>
+        </w:rPr>
+      </w:pPr>
+      <w:r>
+        <w:rPr>
+          <w:rFonts w:ascii="C64 Pro Mono" w:hAnsi="C64 Pro Mono"/>
+          <w:color w:val="FFFFFF" w:themeColor="background1"/>
+        </w:rPr>
+        <w:t>Bobs:</w:t>
+      </w:r>
+    </w:p>
+    <w:p>
+      <w:pPr>
+        <w:pStyle w:val="ListParagraph"/>
+        <w:numPr>
+          <w:ilvl w:val="0"/>
+          <w:numId w:val="18"/>
+        </w:numPr>
+        <w:rPr>
+          <w:rFonts w:ascii="C64 Pro Mono" w:hAnsi="C64 Pro Mono"/>
+          <w:color w:val="FFFFFF" w:themeColor="background1"/>
+        </w:rPr>
+      </w:pPr>
+      <w:r>
+        <w:rPr>
+          <w:rFonts w:ascii="C64 Pro Mono" w:hAnsi="C64 Pro Mono"/>
+          <w:color w:val="FFFFFF" w:themeColor="background1"/>
+        </w:rPr>
+        <w:t>Software sprites</w:t>
+      </w:r>
+    </w:p>
+    <w:p>
+      <w:pPr>
+        <w:pStyle w:val="ListParagraph"/>
+        <w:numPr>
+          <w:ilvl w:val="0"/>
+          <w:numId w:val="18"/>
+        </w:numPr>
+        <w:rPr>
+          <w:rFonts w:ascii="C64 Pro Mono" w:hAnsi="C64 Pro Mono"/>
+          <w:color w:val="FFFFFF" w:themeColor="background1"/>
+        </w:rPr>
+      </w:pPr>
+      <w:r>
+        <w:rPr>
+          <w:rFonts w:ascii="C64 Pro Mono" w:hAnsi="C64 Pro Mono"/>
+          <w:color w:val="FFFFFF" w:themeColor="background1"/>
+        </w:rPr>
+        <w:t>Limited only by RAM amount</w:t>
       </w:r>
     </w:p>
     <w:p>
@@ -3040,23 +3208,7 @@
           <w:rFonts w:ascii="C64 Pro Mono" w:hAnsi="C64 Pro Mono"/>
           <w:color w:val="FFFFFF" w:themeColor="background1"/>
         </w:rPr>
-        <w:t xml:space="preserve">No </w:t>
-      </w:r>
-      <w:proofErr w:type="gramStart"/>
-      <w:r>
-        <w:rPr>
-          <w:rFonts w:ascii="C64 Pro Mono" w:hAnsi="C64 Pro Mono"/>
-          <w:color w:val="FFFFFF" w:themeColor="background1"/>
-        </w:rPr>
-        <w:t>sprites</w:t>
-      </w:r>
-      <w:proofErr w:type="gramEnd"/>
-      <w:r>
-        <w:rPr>
-          <w:rFonts w:ascii="C64 Pro Mono" w:hAnsi="C64 Pro Mono"/>
-          <w:color w:val="FFFFFF" w:themeColor="background1"/>
-        </w:rPr>
-        <w:t>!!!</w:t>
+        <w:t>No sprites!!!</w:t>
       </w:r>
     </w:p>
     <w:p>
@@ -3106,22 +3258,7 @@
           <w:color w:val="FFFFFF" w:themeColor="background1"/>
         </w:rPr>
         <w:br/>
-      </w:r>
-      <w:proofErr w:type="spellStart"/>
-      <w:r>
-        <w:rPr>
-          <w:rFonts w:ascii="C64 Pro Mono" w:hAnsi="C64 Pro Mono"/>
-          <w:color w:val="FFFFFF" w:themeColor="background1"/>
-        </w:rPr>
-        <w:t>pulating</w:t>
-      </w:r>
-      <w:proofErr w:type="spellEnd"/>
-      <w:r>
-        <w:rPr>
-          <w:rFonts w:ascii="C64 Pro Mono" w:hAnsi="C64 Pro Mono"/>
-          <w:color w:val="FFFFFF" w:themeColor="background1"/>
-        </w:rPr>
-        <w:t xml:space="preserve"> with background </w:t>
+        <w:t xml:space="preserve">pulating with background </w:t>
       </w:r>
       <w:r>
         <w:rPr>
@@ -3331,23 +3468,6 @@
         </w:rPr>
         <w:t>a graphical object is simply drawn atop its background</w:t>
       </w:r>
-    </w:p>
-    <w:p>
-      <w:pPr>
-        <w:pStyle w:val="ListParagraph"/>
-        <w:rPr>
-          <w:rFonts w:ascii="C64 Pro Mono" w:hAnsi="C64 Pro Mono"/>
-          <w:color w:val="FFFFFF" w:themeColor="background1"/>
-        </w:rPr>
-      </w:pPr>
-    </w:p>
-    <w:p>
-      <w:pPr>
-        <w:rPr>
-          <w:rFonts w:ascii="C64 Pro Mono" w:hAnsi="C64 Pro Mono"/>
-          <w:color w:val="FFFFFF" w:themeColor="background1"/>
-        </w:rPr>
-      </w:pPr>
       <w:r>
         <w:rPr>
           <w:rFonts w:ascii="C64 Pro Mono" w:hAnsi="C64 Pro Mono"/>
@@ -3355,29 +3475,28 @@
         </w:rPr>
         <w:br w:type="page"/>
       </w:r>
+    </w:p>
+    <w:p>
+      <w:pPr>
+        <w:rPr>
+          <w:rFonts w:ascii="C64 Pro Mono" w:hAnsi="C64 Pro Mono"/>
+          <w:color w:val="FFFFFF" w:themeColor="background1"/>
+        </w:rPr>
+      </w:pPr>
       <w:r>
         <w:rPr>
           <w:rFonts w:ascii="C64 Pro Mono" w:hAnsi="C64 Pro Mono"/>
           <w:color w:val="FFFFFF" w:themeColor="background1"/>
         </w:rPr>
         <w:lastRenderedPageBreak/>
-        <w:br w:type="page"/>
-      </w:r>
-    </w:p>
-    <w:p>
-      <w:pPr>
-        <w:rPr>
-          <w:rFonts w:ascii="C64 Pro Mono" w:hAnsi="C64 Pro Mono"/>
-          <w:color w:val="FFFFFF" w:themeColor="background1"/>
-        </w:rPr>
-      </w:pPr>
-      <w:r>
-        <w:rPr>
-          <w:rFonts w:ascii="C64 Pro Mono" w:hAnsi="C64 Pro Mono"/>
-          <w:color w:val="FFFFFF" w:themeColor="background1"/>
-        </w:rPr>
-        <w:lastRenderedPageBreak/>
-        <w:t>Guido van Rossum (born 1956)</w:t>
+        <w:t>G</w:t>
+      </w:r>
+      <w:r>
+        <w:rPr>
+          <w:rFonts w:ascii="C64 Pro Mono" w:hAnsi="C64 Pro Mono"/>
+          <w:color w:val="FFFFFF" w:themeColor="background1"/>
+        </w:rPr>
+        <w:t>uido van Rossum (born 1956)</w:t>
       </w:r>
     </w:p>
     <w:p>
@@ -4502,23 +4621,7 @@
           <w:rFonts w:ascii="C64 Pro Mono" w:hAnsi="C64 Pro Mono"/>
           <w:color w:val="FFFFFF" w:themeColor="background1"/>
         </w:rPr>
-        <w:t xml:space="preserve">"Java is like a wheel. </w:t>
-      </w:r>
-      <w:proofErr w:type="gramStart"/>
-      <w:r>
-        <w:rPr>
-          <w:rFonts w:ascii="C64 Pro Mono" w:hAnsi="C64 Pro Mono"/>
-          <w:color w:val="FFFFFF" w:themeColor="background1"/>
-        </w:rPr>
-        <w:t>Invented</w:t>
-      </w:r>
-      <w:proofErr w:type="gramEnd"/>
-      <w:r>
-        <w:rPr>
-          <w:rFonts w:ascii="C64 Pro Mono" w:hAnsi="C64 Pro Mono"/>
-          <w:color w:val="FFFFFF" w:themeColor="background1"/>
-        </w:rPr>
-        <w:t xml:space="preserve"> long time ago, but still needed"</w:t>
+        <w:t>"Java is like a wheel. Invented long time ago, but still needed"</w:t>
       </w:r>
     </w:p>
     <w:p>
@@ -4770,9 +4873,12 @@
                             </w:r>
                             <w:proofErr w:type="spellEnd"/>
                             <w:r>
-                              <w:t>();</w:t>
+                              <w:t>(</w:t>
                             </w:r>
                             <w:proofErr w:type="gramEnd"/>
+                            <w:r>
+                              <w:t>);</w:t>
+                            </w:r>
                           </w:p>
                           <w:p/>
                           <w:p/>
@@ -4850,9 +4956,12 @@
                       </w:r>
                       <w:proofErr w:type="spellEnd"/>
                       <w:r>
-                        <w:t>();</w:t>
+                        <w:t>(</w:t>
                       </w:r>
                       <w:proofErr w:type="gramEnd"/>
+                      <w:r>
+                        <w:t>);</w:t>
+                      </w:r>
                     </w:p>
                     <w:p/>
                     <w:p/>
@@ -4971,21 +5080,14 @@
                             <w:r>
                               <w:br/>
                             </w:r>
-                            <w:proofErr w:type="spellStart"/>
                             <w:proofErr w:type="gramStart"/>
                             <w:r>
                               <w:t>sprite.setPosition</w:t>
                             </w:r>
-                            <w:proofErr w:type="spellEnd"/>
                             <w:proofErr w:type="gramEnd"/>
                             <w:r>
-                              <w:t>(100, 40</w:t>
+                              <w:t>(100, 40);</w:t>
                             </w:r>
-                            <w:proofErr w:type="gramStart"/>
-                            <w:r>
-                              <w:t>);</w:t>
-                            </w:r>
-                            <w:proofErr w:type="gramEnd"/>
                           </w:p>
                           <w:p/>
                         </w:txbxContent>
@@ -5059,21 +5161,14 @@
                       <w:r>
                         <w:br/>
                       </w:r>
-                      <w:proofErr w:type="spellStart"/>
                       <w:proofErr w:type="gramStart"/>
                       <w:r>
                         <w:t>sprite.setPosition</w:t>
                       </w:r>
-                      <w:proofErr w:type="spellEnd"/>
                       <w:proofErr w:type="gramEnd"/>
                       <w:r>
-                        <w:t>(100, 40</w:t>
+                        <w:t>(100, 40);</w:t>
                       </w:r>
-                      <w:proofErr w:type="gramStart"/>
-                      <w:r>
-                        <w:t>);</w:t>
-                      </w:r>
-                      <w:proofErr w:type="gramEnd"/>
                     </w:p>
                     <w:p/>
                   </w:txbxContent>
@@ -5527,23 +5622,13 @@
                 <w:lang w:val="fr-FR"/>
               </w:rPr>
             </w:pPr>
-            <w:proofErr w:type="spellStart"/>
             <w:r>
               <w:rPr>
                 <w:rFonts w:ascii="Abadi" w:hAnsi="Abadi"/>
                 <w:color w:val="FFFFFF" w:themeColor="background1"/>
                 <w:lang w:val="fr-FR"/>
               </w:rPr>
-              <w:t>Cells</w:t>
-            </w:r>
-            <w:proofErr w:type="spellEnd"/>
-            <w:r>
-              <w:rPr>
-                <w:rFonts w:ascii="Abadi" w:hAnsi="Abadi"/>
-                <w:color w:val="FFFFFF" w:themeColor="background1"/>
-                <w:lang w:val="fr-FR"/>
-              </w:rPr>
-              <w:t xml:space="preserve"> : </w:t>
+              <w:t xml:space="preserve">Cells : </w:t>
             </w:r>
           </w:p>
           <w:tbl>
@@ -5799,40 +5884,20 @@
                 <w:color w:val="FFFFFF" w:themeColor="background1"/>
               </w:rPr>
             </w:pPr>
-            <w:proofErr w:type="spellStart"/>
-            <w:proofErr w:type="gramStart"/>
             <w:r>
               <w:rPr>
                 <w:rFonts w:ascii="Abadi" w:hAnsi="Abadi"/>
                 <w:color w:val="FFFFFF" w:themeColor="background1"/>
               </w:rPr>
-              <w:t>sprite.setPosition</w:t>
-            </w:r>
-            <w:proofErr w:type="spellEnd"/>
-            <w:proofErr w:type="gramEnd"/>
-            <w:r>
-              <w:rPr>
-                <w:rFonts w:ascii="Abadi" w:hAnsi="Abadi"/>
-                <w:color w:val="FFFFFF" w:themeColor="background1"/>
-              </w:rPr>
-              <w:t>(</w:t>
+              <w:t>sprite.setPosition(</w:t>
             </w:r>
             <w:r>
               <w:rPr>
                 <w:rFonts w:ascii="Abadi" w:hAnsi="Abadi"/>
                 <w:color w:val="FFFFFF" w:themeColor="background1"/>
               </w:rPr>
-              <w:t>100,200</w:t>
+              <w:t>100,200);</w:t>
             </w:r>
-            <w:proofErr w:type="gramStart"/>
-            <w:r>
-              <w:rPr>
-                <w:rFonts w:ascii="Abadi" w:hAnsi="Abadi"/>
-                <w:color w:val="FFFFFF" w:themeColor="background1"/>
-              </w:rPr>
-              <w:t>);</w:t>
-            </w:r>
-            <w:proofErr w:type="gramEnd"/>
           </w:p>
           <w:p>
             <w:pPr>
@@ -5865,25 +5930,13 @@
                 <w:lang w:val="fr-FR"/>
               </w:rPr>
             </w:pPr>
-            <w:proofErr w:type="spellStart"/>
-            <w:proofErr w:type="gramStart"/>
             <w:r>
               <w:rPr>
                 <w:rFonts w:ascii="Abadi" w:hAnsi="Abadi"/>
                 <w:color w:val="FFFFFF" w:themeColor="background1"/>
                 <w:lang w:val="fr-FR"/>
               </w:rPr>
-              <w:t>sprite.y</w:t>
-            </w:r>
-            <w:proofErr w:type="spellEnd"/>
-            <w:proofErr w:type="gramEnd"/>
-            <w:r>
-              <w:rPr>
-                <w:rFonts w:ascii="Abadi" w:hAnsi="Abadi"/>
-                <w:color w:val="FFFFFF" w:themeColor="background1"/>
-                <w:lang w:val="fr-FR"/>
-              </w:rPr>
-              <w:t xml:space="preserve"> = 200 ;</w:t>
+              <w:t>sprite.y = 200 ;</w:t>
             </w:r>
           </w:p>
         </w:tc>
@@ -5938,7 +5991,6 @@
           <w:lang w:val="fr-FR"/>
         </w:rPr>
       </w:pPr>
-      <w:proofErr w:type="spellStart"/>
       <w:r>
         <w:rPr>
           <w:rFonts w:ascii="C64 Pro Mono" w:hAnsi="C64 Pro Mono"/>
@@ -5948,7 +6000,6 @@
         <w:lastRenderedPageBreak/>
         <w:t>Scaling</w:t>
       </w:r>
-      <w:proofErr w:type="spellEnd"/>
     </w:p>
     <w:tbl>
       <w:tblPr>
@@ -6042,23 +6093,13 @@
                 <w:lang w:val="fr-FR"/>
               </w:rPr>
             </w:pPr>
-            <w:proofErr w:type="spellStart"/>
             <w:r>
               <w:rPr>
                 <w:rFonts w:ascii="Abadi" w:hAnsi="Abadi"/>
                 <w:color w:val="FFFFFF" w:themeColor="background1"/>
                 <w:lang w:val="fr-FR"/>
               </w:rPr>
-              <w:t>Cells</w:t>
-            </w:r>
-            <w:proofErr w:type="spellEnd"/>
-            <w:r>
-              <w:rPr>
-                <w:rFonts w:ascii="Abadi" w:hAnsi="Abadi"/>
-                <w:color w:val="FFFFFF" w:themeColor="background1"/>
-                <w:lang w:val="fr-FR"/>
-              </w:rPr>
-              <w:t xml:space="preserve"> : </w:t>
+              <w:t xml:space="preserve">Cells : </w:t>
             </w:r>
           </w:p>
           <w:tbl>
@@ -6271,8 +6312,6 @@
                 <w:color w:val="FFFFFF" w:themeColor="background1"/>
               </w:rPr>
             </w:pPr>
-            <w:proofErr w:type="spellStart"/>
-            <w:proofErr w:type="gramStart"/>
             <w:r>
               <w:rPr>
                 <w:rFonts w:ascii="Abadi" w:hAnsi="Abadi"/>
@@ -6285,24 +6324,7 @@
                 <w:rFonts w:ascii="Abadi" w:hAnsi="Abadi"/>
                 <w:color w:val="FFFFFF" w:themeColor="background1"/>
               </w:rPr>
-              <w:t>.setScale</w:t>
-            </w:r>
-            <w:proofErr w:type="spellEnd"/>
-            <w:proofErr w:type="gramEnd"/>
-            <w:r>
-              <w:rPr>
-                <w:rFonts w:ascii="Abadi" w:hAnsi="Abadi"/>
-                <w:color w:val="FFFFFF" w:themeColor="background1"/>
-              </w:rPr>
-              <w:t>(10,3</w:t>
-            </w:r>
-            <w:proofErr w:type="gramStart"/>
-            <w:r>
-              <w:rPr>
-                <w:rFonts w:ascii="Abadi" w:hAnsi="Abadi"/>
-                <w:color w:val="FFFFFF" w:themeColor="background1"/>
-              </w:rPr>
-              <w:t>)</w:t>
+              <w:t>.setScale(10,3)</w:t>
             </w:r>
             <w:r>
               <w:rPr>
@@ -6311,7 +6333,6 @@
               </w:rPr>
               <w:t>;</w:t>
             </w:r>
-            <w:proofErr w:type="gramEnd"/>
           </w:p>
           <w:p>
             <w:pPr>
@@ -6344,25 +6365,13 @@
                 <w:lang w:val="fr-FR"/>
               </w:rPr>
             </w:pPr>
-            <w:proofErr w:type="spellStart"/>
-            <w:proofErr w:type="gramStart"/>
             <w:r>
               <w:rPr>
                 <w:rFonts w:ascii="Abadi" w:hAnsi="Abadi"/>
                 <w:color w:val="FFFFFF" w:themeColor="background1"/>
                 <w:lang w:val="fr-FR"/>
               </w:rPr>
-              <w:t>sprite.scaleX</w:t>
-            </w:r>
-            <w:proofErr w:type="spellEnd"/>
-            <w:proofErr w:type="gramEnd"/>
-            <w:r>
-              <w:rPr>
-                <w:rFonts w:ascii="Abadi" w:hAnsi="Abadi"/>
-                <w:color w:val="FFFFFF" w:themeColor="background1"/>
-                <w:lang w:val="fr-FR"/>
-              </w:rPr>
-              <w:t xml:space="preserve"> = 7 ;</w:t>
+              <w:t>sprite.scaleX = 7 ;</w:t>
             </w:r>
           </w:p>
         </w:tc>
@@ -6402,7 +6411,6 @@
         </w:rPr>
         <w:t xml:space="preserve">. </w:t>
       </w:r>
-      <w:proofErr w:type="spellStart"/>
       <w:r>
         <w:rPr>
           <w:rFonts w:ascii="C64 Pro Mono" w:hAnsi="C64 Pro Mono"/>
@@ -6411,7 +6419,6 @@
         </w:rPr>
         <w:t>Flipping</w:t>
       </w:r>
-      <w:proofErr w:type="spellEnd"/>
     </w:p>
     <w:tbl>
       <w:tblPr>
@@ -6511,61 +6518,7 @@
                 <w:color w:val="FFFFFF" w:themeColor="background1"/>
                 <w:lang w:val="fr-FR"/>
               </w:rPr>
-              <w:t xml:space="preserve">Not </w:t>
-            </w:r>
-            <w:proofErr w:type="spellStart"/>
-            <w:r>
-              <w:rPr>
-                <w:rFonts w:ascii="Abadi" w:hAnsi="Abadi"/>
-                <w:color w:val="FFFFFF" w:themeColor="background1"/>
-                <w:lang w:val="fr-FR"/>
-              </w:rPr>
-              <w:t>implemented</w:t>
-            </w:r>
-            <w:proofErr w:type="spellEnd"/>
-            <w:r>
-              <w:rPr>
-                <w:rFonts w:ascii="Abadi" w:hAnsi="Abadi"/>
-                <w:color w:val="FFFFFF" w:themeColor="background1"/>
-                <w:lang w:val="fr-FR"/>
-              </w:rPr>
-              <w:t xml:space="preserve">. </w:t>
-            </w:r>
-            <w:proofErr w:type="spellStart"/>
-            <w:r>
-              <w:rPr>
-                <w:rFonts w:ascii="Abadi" w:hAnsi="Abadi"/>
-                <w:color w:val="FFFFFF" w:themeColor="background1"/>
-                <w:lang w:val="fr-FR"/>
-              </w:rPr>
-              <w:t>Workaround</w:t>
-            </w:r>
-            <w:proofErr w:type="spellEnd"/>
-            <w:r>
-              <w:rPr>
-                <w:rFonts w:ascii="Abadi" w:hAnsi="Abadi"/>
-                <w:color w:val="FFFFFF" w:themeColor="background1"/>
-                <w:lang w:val="fr-FR"/>
-              </w:rPr>
-              <w:t xml:space="preserve"> </w:t>
-            </w:r>
-            <w:proofErr w:type="spellStart"/>
-            <w:r>
-              <w:rPr>
-                <w:rFonts w:ascii="Abadi" w:hAnsi="Abadi"/>
-                <w:color w:val="FFFFFF" w:themeColor="background1"/>
-                <w:lang w:val="fr-FR"/>
-              </w:rPr>
-              <w:t>needed</w:t>
-            </w:r>
-            <w:proofErr w:type="spellEnd"/>
-            <w:r>
-              <w:rPr>
-                <w:rFonts w:ascii="Abadi" w:hAnsi="Abadi"/>
-                <w:color w:val="FFFFFF" w:themeColor="background1"/>
-                <w:lang w:val="fr-FR"/>
-              </w:rPr>
-              <w:t>.</w:t>
+              <w:t>Not implemented. Workaround needed.</w:t>
             </w:r>
           </w:p>
         </w:tc>
@@ -6588,8 +6541,6 @@
                 <w:color w:val="FFFFFF" w:themeColor="background1"/>
               </w:rPr>
             </w:pPr>
-            <w:proofErr w:type="spellStart"/>
-            <w:proofErr w:type="gramStart"/>
             <w:r>
               <w:rPr>
                 <w:rFonts w:ascii="Abadi" w:hAnsi="Abadi"/>
@@ -6602,35 +6553,22 @@
                 <w:rFonts w:ascii="Abadi" w:hAnsi="Abadi"/>
                 <w:color w:val="FFFFFF" w:themeColor="background1"/>
               </w:rPr>
-              <w:t>.setFlip</w:t>
+              <w:t>.setFlip(false,</w:t>
             </w:r>
-            <w:proofErr w:type="spellEnd"/>
-            <w:proofErr w:type="gramEnd"/>
             <w:r>
               <w:rPr>
                 <w:rFonts w:ascii="Abadi" w:hAnsi="Abadi"/>
                 <w:color w:val="FFFFFF" w:themeColor="background1"/>
               </w:rPr>
-              <w:t>(</w:t>
+              <w:t xml:space="preserve"> </w:t>
             </w:r>
-            <w:proofErr w:type="spellStart"/>
-            <w:proofErr w:type="gramStart"/>
             <w:r>
               <w:rPr>
                 <w:rFonts w:ascii="Abadi" w:hAnsi="Abadi"/>
                 <w:color w:val="FFFFFF" w:themeColor="background1"/>
               </w:rPr>
-              <w:t>false,true</w:t>
+              <w:t>true);</w:t>
             </w:r>
-            <w:proofErr w:type="spellEnd"/>
-            <w:r>
-              <w:rPr>
-                <w:rFonts w:ascii="Abadi" w:hAnsi="Abadi"/>
-                <w:color w:val="FFFFFF" w:themeColor="background1"/>
-              </w:rPr>
-              <w:t>);</w:t>
-            </w:r>
-            <w:proofErr w:type="gramEnd"/>
           </w:p>
           <w:p>
             <w:pPr>
@@ -6669,8 +6607,6 @@
                 <w:color w:val="FFFFFF" w:themeColor="background1"/>
               </w:rPr>
             </w:pPr>
-            <w:proofErr w:type="spellStart"/>
-            <w:proofErr w:type="gramStart"/>
             <w:r>
               <w:rPr>
                 <w:rFonts w:ascii="Abadi" w:hAnsi="Abadi"/>
@@ -6683,16 +6619,7 @@
                 <w:rFonts w:ascii="Abadi" w:hAnsi="Abadi"/>
                 <w:color w:val="FFFFFF" w:themeColor="background1"/>
               </w:rPr>
-              <w:t>setFlipY</w:t>
-            </w:r>
-            <w:proofErr w:type="spellEnd"/>
-            <w:proofErr w:type="gramEnd"/>
-            <w:r>
-              <w:rPr>
-                <w:rFonts w:ascii="Abadi" w:hAnsi="Abadi"/>
-                <w:color w:val="FFFFFF" w:themeColor="background1"/>
-              </w:rPr>
-              <w:t>(true)</w:t>
+              <w:t>setFlipY(true)</w:t>
             </w:r>
           </w:p>
           <w:p>
@@ -6777,23 +6704,13 @@
         </w:rPr>
         <w:t xml:space="preserve">. </w:t>
       </w:r>
-      <w:proofErr w:type="spellStart"/>
       <w:r>
         <w:rPr>
           <w:rFonts w:ascii="C64 Pro Mono" w:hAnsi="C64 Pro Mono"/>
           <w:color w:val="FFFFFF" w:themeColor="background1"/>
           <w:lang w:val="fr-FR"/>
         </w:rPr>
-        <w:t>Sprites</w:t>
-      </w:r>
-      <w:proofErr w:type="spellEnd"/>
-      <w:r>
-        <w:rPr>
-          <w:rFonts w:ascii="C64 Pro Mono" w:hAnsi="C64 Pro Mono"/>
-          <w:color w:val="FFFFFF" w:themeColor="background1"/>
-          <w:lang w:val="fr-FR"/>
-        </w:rPr>
-        <w:t xml:space="preserve"> collision</w:t>
+        <w:t>Sprites collision</w:t>
       </w:r>
     </w:p>
     <w:tbl>
@@ -6898,23 +6815,13 @@
                 <w:lang w:val="fr-FR"/>
               </w:rPr>
             </w:pPr>
-            <w:proofErr w:type="spellStart"/>
             <w:r>
               <w:rPr>
                 <w:rFonts w:ascii="Abadi" w:hAnsi="Abadi"/>
                 <w:color w:val="FFFFFF" w:themeColor="background1"/>
                 <w:lang w:val="fr-FR"/>
               </w:rPr>
-              <w:t>Cell</w:t>
-            </w:r>
-            <w:proofErr w:type="spellEnd"/>
-            <w:r>
-              <w:rPr>
-                <w:rFonts w:ascii="Abadi" w:hAnsi="Abadi"/>
-                <w:color w:val="FFFFFF" w:themeColor="background1"/>
-                <w:lang w:val="fr-FR"/>
-              </w:rPr>
-              <w:t xml:space="preserve"> $d019 (53273) bit #2 </w:t>
+              <w:t xml:space="preserve">Cell $d019 (53273) bit #2 </w:t>
             </w:r>
           </w:p>
         </w:tc>
@@ -6934,17 +6841,8 @@
                 <w:rFonts w:ascii="Abadi" w:hAnsi="Abadi"/>
                 <w:color w:val="FFFFFF" w:themeColor="background1"/>
               </w:rPr>
-              <w:t>float x1 = sprite0.getX(</w:t>
+              <w:t>float x1 = sprite0.getX();</w:t>
             </w:r>
-            <w:proofErr w:type="gramStart"/>
-            <w:r>
-              <w:rPr>
-                <w:rFonts w:ascii="Abadi" w:hAnsi="Abadi"/>
-                <w:color w:val="FFFFFF" w:themeColor="background1"/>
-              </w:rPr>
-              <w:t>);</w:t>
-            </w:r>
-            <w:proofErr w:type="gramEnd"/>
           </w:p>
           <w:p>
             <w:pPr>
@@ -6958,17 +6856,8 @@
                 <w:rFonts w:ascii="Abadi" w:hAnsi="Abadi"/>
                 <w:color w:val="FFFFFF" w:themeColor="background1"/>
               </w:rPr>
-              <w:t>float y1 = sprite0.getY(</w:t>
+              <w:t>float y1 = sprite0.getY();</w:t>
             </w:r>
-            <w:proofErr w:type="gramStart"/>
-            <w:r>
-              <w:rPr>
-                <w:rFonts w:ascii="Abadi" w:hAnsi="Abadi"/>
-                <w:color w:val="FFFFFF" w:themeColor="background1"/>
-              </w:rPr>
-              <w:t>);</w:t>
-            </w:r>
-            <w:proofErr w:type="gramEnd"/>
           </w:p>
           <w:p>
             <w:pPr>
@@ -6982,17 +6871,8 @@
                 <w:rFonts w:ascii="Abadi" w:hAnsi="Abadi"/>
                 <w:color w:val="FFFFFF" w:themeColor="background1"/>
               </w:rPr>
-              <w:t>float x2 = sprite1.getX(</w:t>
+              <w:t>float x2 = sprite1.getX();</w:t>
             </w:r>
-            <w:proofErr w:type="gramStart"/>
-            <w:r>
-              <w:rPr>
-                <w:rFonts w:ascii="Abadi" w:hAnsi="Abadi"/>
-                <w:color w:val="FFFFFF" w:themeColor="background1"/>
-              </w:rPr>
-              <w:t>);</w:t>
-            </w:r>
-            <w:proofErr w:type="gramEnd"/>
           </w:p>
           <w:p>
             <w:pPr>
@@ -7006,17 +6886,8 @@
                 <w:rFonts w:ascii="Abadi" w:hAnsi="Abadi"/>
                 <w:color w:val="FFFFFF" w:themeColor="background1"/>
               </w:rPr>
-              <w:t>float y2 = sprite1.getY(</w:t>
+              <w:t>float y2 = sprite1.getY();</w:t>
             </w:r>
-            <w:proofErr w:type="gramStart"/>
-            <w:r>
-              <w:rPr>
-                <w:rFonts w:ascii="Abadi" w:hAnsi="Abadi"/>
-                <w:color w:val="FFFFFF" w:themeColor="background1"/>
-              </w:rPr>
-              <w:t>);</w:t>
-            </w:r>
-            <w:proofErr w:type="gramEnd"/>
           </w:p>
           <w:p>
             <w:pPr>
@@ -7034,7 +6905,6 @@
                 <w:lang w:val="fr-FR"/>
               </w:rPr>
             </w:pPr>
-            <w:proofErr w:type="spellStart"/>
             <w:proofErr w:type="gramStart"/>
             <w:r>
               <w:rPr>
@@ -7044,7 +6914,6 @@
               </w:rPr>
               <w:t>float</w:t>
             </w:r>
-            <w:proofErr w:type="spellEnd"/>
             <w:proofErr w:type="gramEnd"/>
             <w:r>
               <w:rPr>
@@ -7052,27 +6921,8 @@
                 <w:color w:val="FFFFFF" w:themeColor="background1"/>
                 <w:lang w:val="fr-FR"/>
               </w:rPr>
-              <w:t xml:space="preserve"> distance = </w:t>
+              <w:t xml:space="preserve"> distance = MathUtils.sqrt(</w:t>
             </w:r>
-            <w:proofErr w:type="spellStart"/>
-            <w:r>
-              <w:rPr>
-                <w:rFonts w:ascii="Abadi" w:hAnsi="Abadi"/>
-                <w:color w:val="FFFFFF" w:themeColor="background1"/>
-                <w:lang w:val="fr-FR"/>
-              </w:rPr>
-              <w:t>MathUtils.sqrt</w:t>
-            </w:r>
-            <w:proofErr w:type="spellEnd"/>
-            <w:r>
-              <w:rPr>
-                <w:rFonts w:ascii="Abadi" w:hAnsi="Abadi"/>
-                <w:color w:val="FFFFFF" w:themeColor="background1"/>
-                <w:lang w:val="fr-FR"/>
-              </w:rPr>
-              <w:t>(</w:t>
-            </w:r>
-            <w:proofErr w:type="spellStart"/>
             <w:proofErr w:type="gramStart"/>
             <w:r>
               <w:rPr>
@@ -7080,16 +6930,7 @@
                 <w:color w:val="FFFFFF" w:themeColor="background1"/>
                 <w:lang w:val="fr-FR"/>
               </w:rPr>
-              <w:t>MathUtils.pow</w:t>
-            </w:r>
-            <w:proofErr w:type="spellEnd"/>
-            <w:r>
-              <w:rPr>
-                <w:rFonts w:ascii="Abadi" w:hAnsi="Abadi"/>
-                <w:color w:val="FFFFFF" w:themeColor="background1"/>
-                <w:lang w:val="fr-FR"/>
-              </w:rPr>
-              <w:t>(</w:t>
+              <w:t>MathUtils.pow(</w:t>
             </w:r>
             <w:proofErr w:type="gramEnd"/>
             <w:r>
@@ -7100,7 +6941,6 @@
               </w:rPr>
               <w:t xml:space="preserve">x2 - x1, 2) + </w:t>
             </w:r>
-            <w:proofErr w:type="spellStart"/>
             <w:proofErr w:type="gramStart"/>
             <w:r>
               <w:rPr>
@@ -7108,16 +6948,7 @@
                 <w:color w:val="FFFFFF" w:themeColor="background1"/>
                 <w:lang w:val="fr-FR"/>
               </w:rPr>
-              <w:t>MathUtils.pow</w:t>
-            </w:r>
-            <w:proofErr w:type="spellEnd"/>
-            <w:r>
-              <w:rPr>
-                <w:rFonts w:ascii="Abadi" w:hAnsi="Abadi"/>
-                <w:color w:val="FFFFFF" w:themeColor="background1"/>
-                <w:lang w:val="fr-FR"/>
-              </w:rPr>
-              <w:t>(</w:t>
+              <w:t>MathUtils.pow(</w:t>
             </w:r>
             <w:proofErr w:type="gramEnd"/>
             <w:r>
@@ -7160,23 +6991,12 @@
                 <w:color w:val="FFFFFF" w:themeColor="background1"/>
               </w:rPr>
             </w:pPr>
-            <w:proofErr w:type="spellStart"/>
-            <w:proofErr w:type="gramStart"/>
             <w:r>
               <w:rPr>
                 <w:rFonts w:ascii="Abadi" w:hAnsi="Abadi"/>
                 <w:color w:val="FFFFFF" w:themeColor="background1"/>
               </w:rPr>
-              <w:t>Phaser.Math.Distance.Between</w:t>
-            </w:r>
-            <w:proofErr w:type="spellEnd"/>
-            <w:proofErr w:type="gramEnd"/>
-            <w:r>
-              <w:rPr>
-                <w:rFonts w:ascii="Abadi" w:hAnsi="Abadi"/>
-                <w:color w:val="FFFFFF" w:themeColor="background1"/>
-              </w:rPr>
-              <w:t>(sprite</w:t>
+              <w:t>Phaser.Math.Distance.Between(sprite</w:t>
             </w:r>
             <w:r>
               <w:rPr>
@@ -7227,21 +7047,12 @@
               </w:rPr>
               <w:t>2</w:t>
             </w:r>
-            <w:proofErr w:type="gramStart"/>
             <w:r>
               <w:rPr>
                 <w:rFonts w:ascii="Abadi" w:hAnsi="Abadi"/>
                 <w:color w:val="FFFFFF" w:themeColor="background1"/>
               </w:rPr>
-              <w:t>.y</w:t>
-            </w:r>
-            <w:proofErr w:type="gramEnd"/>
-            <w:r>
-              <w:rPr>
-                <w:rFonts w:ascii="Abadi" w:hAnsi="Abadi"/>
-                <w:color w:val="FFFFFF" w:themeColor="background1"/>
-              </w:rPr>
-              <w:t>)</w:t>
+              <w:t>.y)</w:t>
             </w:r>
           </w:p>
           <w:p>
@@ -7423,9 +7234,8 @@
           <w:sz w:val="18"/>
           <w:szCs w:val="18"/>
         </w:rPr>
-        <w:t xml:space="preserve">C# (Unity, </w:t>
-      </w:r>
-      <w:proofErr w:type="spellStart"/>
+        <w:t xml:space="preserve">C# (Unity, MonoGame) </w:t>
+      </w:r>
       <w:r>
         <w:rPr>
           <w:rFonts w:ascii="C64 Pro Mono" w:hAnsi="C64 Pro Mono"/>
@@ -7433,9 +7243,8 @@
           <w:sz w:val="18"/>
           <w:szCs w:val="18"/>
         </w:rPr>
-        <w:t>MonoGame</w:t>
-      </w:r>
-      <w:proofErr w:type="spellEnd"/>
+        <w:br/>
+      </w:r>
       <w:r>
         <w:rPr>
           <w:rFonts w:ascii="C64 Pro Mono" w:hAnsi="C64 Pro Mono"/>
@@ -7443,7 +7252,7 @@
           <w:sz w:val="18"/>
           <w:szCs w:val="18"/>
         </w:rPr>
-        <w:t xml:space="preserve">) </w:t>
+        <w:t>Swift</w:t>
       </w:r>
       <w:r>
         <w:rPr>
@@ -7452,7 +7261,7 @@
           <w:sz w:val="18"/>
           <w:szCs w:val="18"/>
         </w:rPr>
-        <w:br/>
+        <w:t xml:space="preserve"> </w:t>
       </w:r>
       <w:r>
         <w:rPr>
@@ -7461,7 +7270,7 @@
           <w:sz w:val="18"/>
           <w:szCs w:val="18"/>
         </w:rPr>
-        <w:t>Swift</w:t>
+        <w:t>(SpriteKit)</w:t>
       </w:r>
       <w:r>
         <w:rPr>
@@ -7470,7 +7279,8 @@
           <w:sz w:val="18"/>
           <w:szCs w:val="18"/>
         </w:rPr>
-        <w:t xml:space="preserve"> </w:t>
+        <w:br/>
+        <w:t>Rust</w:t>
       </w:r>
       <w:r>
         <w:rPr>
@@ -7479,9 +7289,8 @@
           <w:sz w:val="18"/>
           <w:szCs w:val="18"/>
         </w:rPr>
-        <w:t>(</w:t>
-      </w:r>
-      <w:proofErr w:type="spellStart"/>
+        <w:t xml:space="preserve"> </w:t>
+      </w:r>
       <w:r>
         <w:rPr>
           <w:rFonts w:ascii="C64 Pro Mono" w:hAnsi="C64 Pro Mono"/>
@@ -7489,65 +7298,7 @@
           <w:sz w:val="18"/>
           <w:szCs w:val="18"/>
         </w:rPr>
-        <w:t>SpriteKit</w:t>
-      </w:r>
-      <w:proofErr w:type="spellEnd"/>
-      <w:r>
-        <w:rPr>
-          <w:rFonts w:ascii="C64 Pro Mono" w:hAnsi="C64 Pro Mono"/>
-          <w:color w:val="FFFFFF" w:themeColor="background1"/>
-          <w:sz w:val="18"/>
-          <w:szCs w:val="18"/>
-        </w:rPr>
-        <w:t>)</w:t>
-      </w:r>
-      <w:r>
-        <w:rPr>
-          <w:rFonts w:ascii="C64 Pro Mono" w:hAnsi="C64 Pro Mono"/>
-          <w:color w:val="FFFFFF" w:themeColor="background1"/>
-          <w:sz w:val="18"/>
-          <w:szCs w:val="18"/>
-        </w:rPr>
-        <w:br/>
-        <w:t>Rust</w:t>
-      </w:r>
-      <w:r>
-        <w:rPr>
-          <w:rFonts w:ascii="C64 Pro Mono" w:hAnsi="C64 Pro Mono"/>
-          <w:color w:val="FFFFFF" w:themeColor="background1"/>
-          <w:sz w:val="18"/>
-          <w:szCs w:val="18"/>
-        </w:rPr>
-        <w:t xml:space="preserve"> </w:t>
-      </w:r>
-      <w:r>
-        <w:rPr>
-          <w:rFonts w:ascii="C64 Pro Mono" w:hAnsi="C64 Pro Mono"/>
-          <w:color w:val="FFFFFF" w:themeColor="background1"/>
-          <w:sz w:val="18"/>
-          <w:szCs w:val="18"/>
-        </w:rPr>
-        <w:t xml:space="preserve">(Bevy, </w:t>
-      </w:r>
-      <w:proofErr w:type="spellStart"/>
-      <w:r>
-        <w:rPr>
-          <w:rFonts w:ascii="C64 Pro Mono" w:hAnsi="C64 Pro Mono"/>
-          <w:color w:val="FFFFFF" w:themeColor="background1"/>
-          <w:sz w:val="18"/>
-          <w:szCs w:val="18"/>
-        </w:rPr>
-        <w:t>ggez</w:t>
-      </w:r>
-      <w:proofErr w:type="spellEnd"/>
-      <w:r>
-        <w:rPr>
-          <w:rFonts w:ascii="C64 Pro Mono" w:hAnsi="C64 Pro Mono"/>
-          <w:color w:val="FFFFFF" w:themeColor="background1"/>
-          <w:sz w:val="18"/>
-          <w:szCs w:val="18"/>
-        </w:rPr>
-        <w:t>),</w:t>
+        <w:t>(Bevy, ggez),</w:t>
       </w:r>
       <w:r>
         <w:rPr>
@@ -7839,21 +7590,12 @@
           <w:color w:val="FFFFFF" w:themeColor="background1"/>
         </w:rPr>
       </w:pPr>
-      <w:proofErr w:type="gramStart"/>
-      <w:r>
-        <w:rPr>
-          <w:rFonts w:ascii="C64 Pro Mono" w:hAnsi="C64 Pro Mono"/>
-          <w:color w:val="FFFFFF" w:themeColor="background1"/>
-        </w:rPr>
-        <w:t>language</w:t>
-      </w:r>
-      <w:proofErr w:type="gramEnd"/>
-      <w:r>
-        <w:rPr>
-          <w:rFonts w:ascii="C64 Pro Mono" w:hAnsi="C64 Pro Mono"/>
-          <w:color w:val="FFFFFF" w:themeColor="background1"/>
-        </w:rPr>
-        <w:t xml:space="preserve"> Amos</w:t>
+      <w:r>
+        <w:rPr>
+          <w:rFonts w:ascii="C64 Pro Mono" w:hAnsi="C64 Pro Mono"/>
+          <w:color w:val="FFFFFF" w:themeColor="background1"/>
+        </w:rPr>
+        <w:t>language Amos</w:t>
       </w:r>
       <w:r>
         <w:rPr>
@@ -8859,6 +8601,119 @@
     </w:lvl>
   </w:abstractNum>
   <w:abstractNum w:abstractNumId="6" w15:restartNumberingAfterBreak="0">
+    <w:nsid w:val="45190FB8"/>
+    <w:multiLevelType w:val="hybridMultilevel"/>
+    <w:tmpl w:val="128CFE42"/>
+    <w:lvl w:ilvl="0" w:tplc="38DA4D7C">
+      <w:start w:val="8"/>
+      <w:numFmt w:val="bullet"/>
+      <w:lvlText w:val="-"/>
+      <w:lvlJc w:val="left"/>
+      <w:pPr>
+        <w:ind w:left="720" w:hanging="360"/>
+      </w:pPr>
+      <w:rPr>
+        <w:rFonts w:ascii="C64 Pro Mono" w:eastAsiaTheme="minorHAnsi" w:hAnsi="C64 Pro Mono" w:cstheme="minorBidi" w:hint="default"/>
+      </w:rPr>
+    </w:lvl>
+    <w:lvl w:ilvl="1" w:tplc="04090003" w:tentative="1">
+      <w:start w:val="1"/>
+      <w:numFmt w:val="bullet"/>
+      <w:lvlText w:val="o"/>
+      <w:lvlJc w:val="left"/>
+      <w:pPr>
+        <w:ind w:left="1440" w:hanging="360"/>
+      </w:pPr>
+      <w:rPr>
+        <w:rFonts w:ascii="Courier New" w:hAnsi="Courier New" w:cs="Courier New" w:hint="default"/>
+      </w:rPr>
+    </w:lvl>
+    <w:lvl w:ilvl="2" w:tplc="04090005" w:tentative="1">
+      <w:start w:val="1"/>
+      <w:numFmt w:val="bullet"/>
+      <w:lvlText w:val=""/>
+      <w:lvlJc w:val="left"/>
+      <w:pPr>
+        <w:ind w:left="2160" w:hanging="360"/>
+      </w:pPr>
+      <w:rPr>
+        <w:rFonts w:ascii="Wingdings" w:hAnsi="Wingdings" w:hint="default"/>
+      </w:rPr>
+    </w:lvl>
+    <w:lvl w:ilvl="3" w:tplc="04090001" w:tentative="1">
+      <w:start w:val="1"/>
+      <w:numFmt w:val="bullet"/>
+      <w:lvlText w:val=""/>
+      <w:lvlJc w:val="left"/>
+      <w:pPr>
+        <w:ind w:left="2880" w:hanging="360"/>
+      </w:pPr>
+      <w:rPr>
+        <w:rFonts w:ascii="Symbol" w:hAnsi="Symbol" w:hint="default"/>
+      </w:rPr>
+    </w:lvl>
+    <w:lvl w:ilvl="4" w:tplc="04090003" w:tentative="1">
+      <w:start w:val="1"/>
+      <w:numFmt w:val="bullet"/>
+      <w:lvlText w:val="o"/>
+      <w:lvlJc w:val="left"/>
+      <w:pPr>
+        <w:ind w:left="3600" w:hanging="360"/>
+      </w:pPr>
+      <w:rPr>
+        <w:rFonts w:ascii="Courier New" w:hAnsi="Courier New" w:cs="Courier New" w:hint="default"/>
+      </w:rPr>
+    </w:lvl>
+    <w:lvl w:ilvl="5" w:tplc="04090005" w:tentative="1">
+      <w:start w:val="1"/>
+      <w:numFmt w:val="bullet"/>
+      <w:lvlText w:val=""/>
+      <w:lvlJc w:val="left"/>
+      <w:pPr>
+        <w:ind w:left="4320" w:hanging="360"/>
+      </w:pPr>
+      <w:rPr>
+        <w:rFonts w:ascii="Wingdings" w:hAnsi="Wingdings" w:hint="default"/>
+      </w:rPr>
+    </w:lvl>
+    <w:lvl w:ilvl="6" w:tplc="04090001" w:tentative="1">
+      <w:start w:val="1"/>
+      <w:numFmt w:val="bullet"/>
+      <w:lvlText w:val=""/>
+      <w:lvlJc w:val="left"/>
+      <w:pPr>
+        <w:ind w:left="5040" w:hanging="360"/>
+      </w:pPr>
+      <w:rPr>
+        <w:rFonts w:ascii="Symbol" w:hAnsi="Symbol" w:hint="default"/>
+      </w:rPr>
+    </w:lvl>
+    <w:lvl w:ilvl="7" w:tplc="04090003" w:tentative="1">
+      <w:start w:val="1"/>
+      <w:numFmt w:val="bullet"/>
+      <w:lvlText w:val="o"/>
+      <w:lvlJc w:val="left"/>
+      <w:pPr>
+        <w:ind w:left="5760" w:hanging="360"/>
+      </w:pPr>
+      <w:rPr>
+        <w:rFonts w:ascii="Courier New" w:hAnsi="Courier New" w:cs="Courier New" w:hint="default"/>
+      </w:rPr>
+    </w:lvl>
+    <w:lvl w:ilvl="8" w:tplc="04090005" w:tentative="1">
+      <w:start w:val="1"/>
+      <w:numFmt w:val="bullet"/>
+      <w:lvlText w:val=""/>
+      <w:lvlJc w:val="left"/>
+      <w:pPr>
+        <w:ind w:left="6480" w:hanging="360"/>
+      </w:pPr>
+      <w:rPr>
+        <w:rFonts w:ascii="Wingdings" w:hAnsi="Wingdings" w:hint="default"/>
+      </w:rPr>
+    </w:lvl>
+  </w:abstractNum>
+  <w:abstractNum w:abstractNumId="7" w15:restartNumberingAfterBreak="0">
     <w:nsid w:val="45CE40F5"/>
     <w:multiLevelType w:val="hybridMultilevel"/>
     <w:tmpl w:val="54F6DD68"/>
@@ -8971,7 +8826,7 @@
       </w:rPr>
     </w:lvl>
   </w:abstractNum>
-  <w:abstractNum w:abstractNumId="7" w15:restartNumberingAfterBreak="0">
+  <w:abstractNum w:abstractNumId="8" w15:restartNumberingAfterBreak="0">
     <w:nsid w:val="48DD0394"/>
     <w:multiLevelType w:val="hybridMultilevel"/>
     <w:tmpl w:val="0852A38C"/>
@@ -9084,7 +8939,7 @@
       </w:rPr>
     </w:lvl>
   </w:abstractNum>
-  <w:abstractNum w:abstractNumId="8" w15:restartNumberingAfterBreak="0">
+  <w:abstractNum w:abstractNumId="9" w15:restartNumberingAfterBreak="0">
     <w:nsid w:val="4F397F76"/>
     <w:multiLevelType w:val="multilevel"/>
     <w:tmpl w:val="705E445C"/>
@@ -9233,7 +9088,7 @@
       </w:rPr>
     </w:lvl>
   </w:abstractNum>
-  <w:abstractNum w:abstractNumId="9" w15:restartNumberingAfterBreak="0">
+  <w:abstractNum w:abstractNumId="10" w15:restartNumberingAfterBreak="0">
     <w:nsid w:val="508A082F"/>
     <w:multiLevelType w:val="hybridMultilevel"/>
     <w:tmpl w:val="391669FE"/>
@@ -9345,7 +9200,7 @@
       </w:rPr>
     </w:lvl>
   </w:abstractNum>
-  <w:abstractNum w:abstractNumId="10" w15:restartNumberingAfterBreak="0">
+  <w:abstractNum w:abstractNumId="11" w15:restartNumberingAfterBreak="0">
     <w:nsid w:val="64B53BE8"/>
     <w:multiLevelType w:val="hybridMultilevel"/>
     <w:tmpl w:val="D69EFEDE"/>
@@ -9458,7 +9313,7 @@
       </w:rPr>
     </w:lvl>
   </w:abstractNum>
-  <w:abstractNum w:abstractNumId="11" w15:restartNumberingAfterBreak="0">
+  <w:abstractNum w:abstractNumId="12" w15:restartNumberingAfterBreak="0">
     <w:nsid w:val="67951287"/>
     <w:multiLevelType w:val="multilevel"/>
     <w:tmpl w:val="FC3E6EC6"/>
@@ -9607,7 +9462,7 @@
       </w:rPr>
     </w:lvl>
   </w:abstractNum>
-  <w:abstractNum w:abstractNumId="12" w15:restartNumberingAfterBreak="0">
+  <w:abstractNum w:abstractNumId="13" w15:restartNumberingAfterBreak="0">
     <w:nsid w:val="74DA0D74"/>
     <w:multiLevelType w:val="hybridMultilevel"/>
     <w:tmpl w:val="AA88985A"/>
@@ -9720,7 +9575,7 @@
       </w:rPr>
     </w:lvl>
   </w:abstractNum>
-  <w:abstractNum w:abstractNumId="13" w15:restartNumberingAfterBreak="0">
+  <w:abstractNum w:abstractNumId="14" w15:restartNumberingAfterBreak="0">
     <w:nsid w:val="750877E6"/>
     <w:multiLevelType w:val="multilevel"/>
     <w:tmpl w:val="BE4606E4"/>
@@ -9865,7 +9720,7 @@
       </w:rPr>
     </w:lvl>
   </w:abstractNum>
-  <w:abstractNum w:abstractNumId="14" w15:restartNumberingAfterBreak="0">
+  <w:abstractNum w:abstractNumId="15" w15:restartNumberingAfterBreak="0">
     <w:nsid w:val="76B70BC6"/>
     <w:multiLevelType w:val="multilevel"/>
     <w:tmpl w:val="BE4606E4"/>
@@ -10010,7 +9865,7 @@
       </w:rPr>
     </w:lvl>
   </w:abstractNum>
-  <w:abstractNum w:abstractNumId="15" w15:restartNumberingAfterBreak="0">
+  <w:abstractNum w:abstractNumId="16" w15:restartNumberingAfterBreak="0">
     <w:nsid w:val="77BF203A"/>
     <w:multiLevelType w:val="hybridMultilevel"/>
     <w:tmpl w:val="5D32E0C0"/>
@@ -10123,7 +9978,7 @@
       </w:rPr>
     </w:lvl>
   </w:abstractNum>
-  <w:abstractNum w:abstractNumId="16" w15:restartNumberingAfterBreak="0">
+  <w:abstractNum w:abstractNumId="17" w15:restartNumberingAfterBreak="0">
     <w:nsid w:val="787A33FE"/>
     <w:multiLevelType w:val="hybridMultilevel"/>
     <w:tmpl w:val="9B0C91B0"/>
@@ -10237,7 +10092,7 @@
     </w:lvl>
   </w:abstractNum>
   <w:num w:numId="1" w16cid:durableId="366102741">
-    <w:abstractNumId w:val="6"/>
+    <w:abstractNumId w:val="7"/>
   </w:num>
   <w:num w:numId="2" w16cid:durableId="1399282567">
     <w:abstractNumId w:val="1"/>
@@ -10246,46 +10101,49 @@
     <w:abstractNumId w:val="2"/>
   </w:num>
   <w:num w:numId="4" w16cid:durableId="182060749">
-    <w:abstractNumId w:val="11"/>
+    <w:abstractNumId w:val="12"/>
   </w:num>
   <w:num w:numId="5" w16cid:durableId="96872561">
-    <w:abstractNumId w:val="13"/>
+    <w:abstractNumId w:val="14"/>
   </w:num>
   <w:num w:numId="6" w16cid:durableId="1247377091">
-    <w:abstractNumId w:val="14"/>
+    <w:abstractNumId w:val="15"/>
   </w:num>
   <w:num w:numId="7" w16cid:durableId="1836219126">
-    <w:abstractNumId w:val="8"/>
+    <w:abstractNumId w:val="9"/>
   </w:num>
   <w:num w:numId="8" w16cid:durableId="1001546471">
     <w:abstractNumId w:val="5"/>
   </w:num>
   <w:num w:numId="9" w16cid:durableId="748502999">
-    <w:abstractNumId w:val="9"/>
+    <w:abstractNumId w:val="10"/>
   </w:num>
   <w:num w:numId="10" w16cid:durableId="466976073">
-    <w:abstractNumId w:val="15"/>
+    <w:abstractNumId w:val="16"/>
   </w:num>
   <w:num w:numId="11" w16cid:durableId="332074901">
-    <w:abstractNumId w:val="16"/>
+    <w:abstractNumId w:val="17"/>
   </w:num>
   <w:num w:numId="12" w16cid:durableId="1825468012">
-    <w:abstractNumId w:val="12"/>
+    <w:abstractNumId w:val="13"/>
   </w:num>
   <w:num w:numId="13" w16cid:durableId="1963490212">
     <w:abstractNumId w:val="3"/>
   </w:num>
   <w:num w:numId="14" w16cid:durableId="54282666">
-    <w:abstractNumId w:val="7"/>
+    <w:abstractNumId w:val="8"/>
   </w:num>
   <w:num w:numId="15" w16cid:durableId="1514371116">
     <w:abstractNumId w:val="0"/>
   </w:num>
   <w:num w:numId="16" w16cid:durableId="446852485">
-    <w:abstractNumId w:val="10"/>
+    <w:abstractNumId w:val="11"/>
   </w:num>
   <w:num w:numId="17" w16cid:durableId="436877426">
     <w:abstractNumId w:val="4"/>
+  </w:num>
+  <w:num w:numId="18" w16cid:durableId="1120565930">
+    <w:abstractNumId w:val="6"/>
   </w:num>
 </w:numbering>
 </file>
